--- a/docs/beginner-guides/chapters/06 Nexora CRM accounts and associations.docx
+++ b/docs/beginner-guides/chapters/06 Nexora CRM accounts and associations.docx
@@ -22,7 +22,7 @@
     <w:p>
       <w:pPr/>
       <w:r>
-        <w:t>Source snapshot 13 October 2026 at 17:12 UTC</w:t>
+        <w:t>Source snapshot 14 October 2026 at 06:41 UTC</w:t>
       </w:r>
     </w:p>
     <w:p>
@@ -320,7 +320,7 @@
               <w:pStyle w:val="TableBody"/>
             </w:pPr>
             <w:r>
-              <w:t>S0239 AccountContactEndpoints.cs</w:t>
+              <w:t>S0240 AccountContactEndpoints.cs</w:t>
             </w:r>
           </w:p>
         </w:tc>
@@ -385,7 +385,7 @@
               <w:pStyle w:val="TableBody"/>
             </w:pPr>
             <w:r>
-              <w:t>S0253 AccountContact.cs</w:t>
+              <w:t>S0254 AccountContact.cs</w:t>
             </w:r>
           </w:p>
         </w:tc>
@@ -448,7 +448,7 @@
         <w:rPr>
           <w:b/>
         </w:rPr>
-        <w:t>Server S0239</w:t>
+        <w:t>Server S0240</w:t>
       </w:r>
     </w:p>
     <w:p>
@@ -471,7 +471,7 @@
         <w:rPr>
           <w:b/>
         </w:rPr>
-        <w:t>Data S0253</w:t>
+        <w:t>Data S0254</w:t>
       </w:r>
     </w:p>
     <w:p>
@@ -628,7 +628,7 @@
         <w:keepNext/>
       </w:pPr>
       <w:r>
-        <w:t>Source reference S0239 backend/src/Modules/Nexora.Modules.Crm/AccountContactEndpoints.cs</w:t>
+        <w:t>Source reference S0240 backend/src/Modules/Nexora.Modules.Crm/AccountContactEndpoints.cs</w:t>
       </w:r>
     </w:p>
     <w:p>
@@ -663,7 +663,7 @@
         <w:keepNext/>
       </w:pPr>
       <w:r>
-        <w:t>Source reference S0253 backend/src/Modules/Nexora.Modules.Crm/Domain/AccountContact.cs</w:t>
+        <w:t>Source reference S0254 backend/src/Modules/Nexora.Modules.Crm/Domain/AccountContact.cs</w:t>
       </w:r>
     </w:p>
     <w:p>
